--- a/downloads/opettajan-projektisuunnitelma.docx
+++ b/downloads/opettajan-projektisuunnitelma.docx
@@ -4,7 +4,7 @@
   <w:body>
     <w:p>
       <w:pPr>
-        <w:spacing w:after="100" w:before="200"/>
+        <w:spacing w:before="200" w:after="100"/>
       </w:pPr>
       <w:r>
         <w:rPr>
@@ -45,7 +45,7 @@
     <w:p>
       <w:pPr>
         <w:pStyle w:val="Heading1"/>
-        <w:spacing w:after="160" w:before="320"/>
+        <w:spacing w:before="320" w:after="160"/>
       </w:pPr>
       <w:r>
         <w:rPr>
@@ -97,7 +97,7 @@
     <w:p>
       <w:pPr>
         <w:pStyle w:val="Heading1"/>
-        <w:spacing w:after="160" w:before="320"/>
+        <w:spacing w:before="320" w:after="160"/>
       </w:pPr>
       <w:r>
         <w:rPr>
@@ -332,7 +332,7 @@
     <w:p>
       <w:pPr>
         <w:pStyle w:val="Heading1"/>
-        <w:spacing w:after="160" w:before="320"/>
+        <w:spacing w:before="320" w:after="160"/>
       </w:pPr>
       <w:r>
         <w:rPr>
@@ -890,7 +890,7 @@
     <w:p>
       <w:pPr>
         <w:pStyle w:val="Heading1"/>
-        <w:spacing w:after="160" w:before="320"/>
+        <w:spacing w:before="320" w:after="160"/>
       </w:pPr>
       <w:r>
         <w:rPr>
@@ -1052,7 +1052,7 @@
     <w:p>
       <w:pPr>
         <w:pStyle w:val="Heading1"/>
-        <w:spacing w:after="160" w:before="320"/>
+        <w:spacing w:before="320" w:after="160"/>
       </w:pPr>
       <w:r>
         <w:rPr>
@@ -1090,7 +1090,7 @@
     <w:p>
       <w:pPr>
         <w:pStyle w:val="Heading1"/>
-        <w:spacing w:after="160" w:before="320"/>
+        <w:spacing w:before="320" w:after="160"/>
       </w:pPr>
       <w:r>
         <w:rPr>
@@ -1226,7 +1226,7 @@
     <w:p>
       <w:pPr>
         <w:pStyle w:val="Heading1"/>
-        <w:spacing w:after="160" w:before="320"/>
+        <w:spacing w:before="320" w:after="160"/>
       </w:pPr>
       <w:r>
         <w:rPr>
@@ -1411,43 +1411,6 @@
 
 <file path=word/comments.xml><?xml version="1.0" encoding="utf-8"?>
 <w:comments xmlns:cx="http://schemas.microsoft.com/office/drawing/2014/chartex" xmlns:cx1="http://schemas.microsoft.com/office/drawing/2015/9/8/chartex" xmlns:cx2="http://schemas.microsoft.com/office/drawing/2015/10/21/chartex" xmlns:cx3="http://schemas.microsoft.com/office/drawing/2016/5/9/chartex" xmlns:cx4="http://schemas.microsoft.com/office/drawing/2016/5/10/chartex" xmlns:cx5="http://schemas.microsoft.com/office/drawing/2016/5/11/chartex" xmlns:cx6="http://schemas.microsoft.com/office/drawing/2016/5/12/chartex" xmlns:cx7="http://schemas.microsoft.com/office/drawing/2016/5/13/chartex" xmlns:cx8="http://schemas.microsoft.com/office/drawing/2016/5/14/chartex" xmlns:mc="http://schemas.openxmlformats.org/markup-compatibility/2006" xmlns:aink="http://schemas.microsoft.com/office/drawing/2016/ink" xmlns:am3d="http://schemas.microsoft.com/office/drawing/2017/model3d" xmlns:o="urn:schemas-microsoft-com:office:office" xmlns:r="http://schemas.openxmlformats.org/officeDocument/2006/relationships" xmlns:m="http://schemas.openxmlformats.org/officeDocument/2006/math" xmlns:v="urn:schemas-microsoft-com:vml" xmlns:wp14="http://schemas.microsoft.com/office/word/2010/wordprocessingDrawing" xmlns:wp="http://schemas.openxmlformats.org/drawingml/2006/wordprocessingDrawing" xmlns:w10="urn:schemas-microsoft-com:office:word" xmlns:w="http://schemas.openxmlformats.org/wordprocessingml/2006/main" xmlns:w14="http://schemas.microsoft.com/office/word/2010/wordml" xmlns:w15="http://schemas.microsoft.com/office/word/2012/wordml" xmlns:w16cex="http://schemas.microsoft.com/office/word/2018/wordml/cex" xmlns:w16cid="http://schemas.microsoft.com/office/word/2016/wordml/cid" xmlns:w16="http://schemas.microsoft.com/office/word/2018/wordml" xmlns:w16sdtdh="http://schemas.microsoft.com/office/word/2020/wordml/sdtdatahash" xmlns:w16se="http://schemas.microsoft.com/office/word/2015/wordml/symex" xmlns:wpg="http://schemas.microsoft.com/office/word/2010/wordprocessingGroup" xmlns:wpi="http://schemas.microsoft.com/office/word/2010/wordprocessingInk" xmlns:wne="http://schemas.microsoft.com/office/word/2006/wordml" xmlns:wps="http://schemas.microsoft.com/office/word/2010/wordprocessingShape"/>
-</file>
-
-<file path=word/endnotes.xml><?xml version="1.0" encoding="utf-8"?>
-<w:endnotes xmlns:wpc="http://schemas.microsoft.com/office/word/2010/wordprocessingCanvas" xmlns:mc="http://schemas.openxmlformats.org/markup-compatibility/2006" xmlns:o="urn:schemas-microsoft-com:office:office" xmlns:r="http://schemas.openxmlformats.org/officeDocument/2006/relationships" xmlns:m="http://schemas.openxmlformats.org/officeDocument/2006/math" xmlns:v="urn:schemas-microsoft-com:vml" xmlns:wp14="http://schemas.microsoft.com/office/word/2010/wordprocessingDrawing" xmlns:wp="http://schemas.openxmlformats.org/drawingml/2006/wordprocessingDrawing" xmlns:w10="urn:schemas-microsoft-com:office:word" xmlns:w="http://schemas.openxmlformats.org/wordprocessingml/2006/main" xmlns:w14="http://schemas.microsoft.com/office/word/2010/wordml" xmlns:w15="http://schemas.microsoft.com/office/word/2012/wordml" xmlns:wpg="http://schemas.microsoft.com/office/word/2010/wordprocessingGroup" xmlns:wpi="http://schemas.microsoft.com/office/word/2010/wordprocessingInk" xmlns:wne="http://schemas.microsoft.com/office/word/2006/wordml" xmlns:wps="http://schemas.microsoft.com/office/word/2010/wordprocessingShape" mc:Ignorable="w14 w15 wp14">
-  <w:endnote w:type="separator" w:id="-1">
-    <w:p>
-      <w:pPr>
-        <w:spacing w:after="0" w:line="240" w:lineRule="auto"/>
-      </w:pPr>
-      <w:r>
-        <w:rPr>
-          <w:rStyle w:val="EndnoteReference"/>
-        </w:rPr>
-        <w:endnoteRef/>
-      </w:r>
-      <w:r>
-        <w:separator/>
-      </w:r>
-    </w:p>
-  </w:endnote>
-  <w:endnote w:type="continuationSeparator" w:id="0">
-    <w:p>
-      <w:pPr>
-        <w:spacing w:after="0" w:line="240" w:lineRule="auto"/>
-      </w:pPr>
-      <w:r>
-        <w:rPr>
-          <w:rStyle w:val="EndnoteReference"/>
-        </w:rPr>
-        <w:endnoteRef/>
-      </w:r>
-      <w:r>
-        <w:continuationSeparator/>
-      </w:r>
-    </w:p>
-  </w:endnote>
-</w:endnotes>
 </file>
 
 <file path=word/footnotes.xml><?xml version="1.0" encoding="utf-8"?>
@@ -1587,9 +1550,9 @@
   <w:docDefaults>
     <w:rPrDefault>
       <w:rPr>
-        <w:rFonts w:ascii="Calibri" w:cs="Calibri" w:eastAsia="Calibri" w:hAnsi="Calibri"/>
         <w:sz w:val="21"/>
         <w:szCs w:val="21"/>
+        <w:rFonts w:ascii="Calibri" w:cs="Calibri" w:eastAsia="Calibri" w:hAnsi="Calibri"/>
       </w:rPr>
     </w:rPrDefault>
     <w:pPrDefault/>
@@ -1687,8 +1650,8 @@
     <w:uiPriority w:val="99"/>
     <w:unhideWhenUsed/>
     <w:rPr>
+      <w:u w:val="single"/>
       <w:color w:val="0563C1"/>
-      <w:u w:val="single"/>
     </w:rPr>
   </w:style>
   <w:style w:type="character" w:styleId="FootnoteReference">
@@ -1728,42 +1691,5 @@
       <w:szCs w:val="20"/>
     </w:rPr>
   </w:style>
-  <w:style w:type="character" w:styleId="EndnoteReference">
-    <w:name w:val="endnote reference"/>
-    <w:basedOn w:val="DefaultParagraphFont"/>
-    <w:uiPriority w:val="99"/>
-    <w:semiHidden/>
-    <w:unhideWhenUsed/>
-    <w:rPr>
-      <w:vertAlign w:val="superscript"/>
-    </w:rPr>
-  </w:style>
-  <w:style w:type="paragraph" w:styleId="EndnoteText">
-    <w:name w:val="endnote text"/>
-    <w:basedOn w:val="Normal"/>
-    <w:link w:val="EndnoteTextChar"/>
-    <w:uiPriority w:val="99"/>
-    <w:semiHidden/>
-    <w:unhideWhenUsed/>
-    <w:pPr>
-      <w:spacing w:after="0" w:line="240" w:lineRule="auto"/>
-    </w:pPr>
-    <w:rPr>
-      <w:sz w:val="20"/>
-      <w:szCs w:val="20"/>
-    </w:rPr>
-  </w:style>
-  <w:style w:type="character" w:styleId="EndnoteTextChar">
-    <w:name w:val="Endnote Text Char"/>
-    <w:basedOn w:val="DefaultParagraphFont"/>
-    <w:link w:val="EndnoteText"/>
-    <w:uiPriority w:val="99"/>
-    <w:semiHidden/>
-    <w:unhideWhenUsed/>
-    <w:rPr>
-      <w:sz w:val="20"/>
-      <w:szCs w:val="20"/>
-    </w:rPr>
-  </w:style>
 </w:styles>
 </file>
--- a/downloads/opettajan-projektisuunnitelma.docx
+++ b/downloads/opettajan-projektisuunnitelma.docx
@@ -592,7 +592,7 @@
                 <w:sz w:val="19"/>
                 <w:szCs w:val="19"/>
               </w:rPr>
-              <w:t xml:space="preserve">A-vaiheen tavoite: kokonainen 1v1-kierros pisteineen ja 5 s -säännöllä, testit T01–T08 kirjattu</w:t>
+              <w:t xml:space="preserve">Vaiheen 1 tavoite: kokonainen 1v1-kierros pisteineen ja 5 s -säännöllä, testit T01–T08 kirjattu</w:t>
             </w:r>
           </w:p>
         </w:tc>

--- a/downloads/opettajan-projektisuunnitelma.docx
+++ b/downloads/opettajan-projektisuunnitelma.docx
@@ -221,7 +221,7 @@
                 <w:sz w:val="19"/>
                 <w:szCs w:val="19"/>
               </w:rPr>
-              <w:t xml:space="preserve">Rajaa P0:n viikolla 36, vastaa avoimiin asioihin (Unity-versio, lisenssi, julkaisukanava, tekijänimi), katselmoi viikoilla 43 ja 47, tarkistaa laadun tarkistuspisteissä.</w:t>
+              <w:t xml:space="preserve">Rajaa P0:n viikolla 36, vastaa avoimiin asioihin (Unity-versio, lisenssi, julkaisukanava, tekijänimi), katselmoi pelin tilaajana viikolla 43 (viikolla 47 julkaisuehdokkaan testaa ulkopuolinen testaaja, ei tilaaja), tarkistaa laadun tarkistuspisteissä.</w:t>
             </w:r>
           </w:p>
         </w:tc>
@@ -272,7 +272,7 @@
                 <w:sz w:val="19"/>
                 <w:szCs w:val="19"/>
               </w:rPr>
-              <w:t xml:space="preserve">Viikkopalaverit, playtestit viikoilla 39/44, debug-pari viikolla 45. Nimet kirjataan toteutussuunnitelmaan viikolla 36.</w:t>
+              <w:t xml:space="preserve">Viikkopalaverit, playtestit viikoilla 39/44, debug-pari viikolla 45. Julkiseen repoon ja toteutussuunnitelmaan kirjataan vain roolit (pelitiimin jäsen A ja B); nimet opiskelija lähettää tarvittaessa ohjaajalle Teamsissa.</w:t>
             </w:r>
           </w:p>
         </w:tc>
